--- a/baoxiao/充电器/充电器.docx
+++ b/baoxiao/充电器/充电器.docx
@@ -16,9 +16,9 @@
         </w:rPr>
         <w:drawing>
           <wp:inline distT="0" distB="0" distL="114300" distR="114300">
-            <wp:extent cx="5267960" cy="3553460"/>
-            <wp:effectExtent l="0" t="0" r="2540" b="2540"/>
-            <wp:docPr id="1" name="图片 1" descr="充电器_发票"/>
+            <wp:extent cx="5264150" cy="3550920"/>
+            <wp:effectExtent l="0" t="0" r="12700" b="11430"/>
+            <wp:docPr id="3" name="图片 3" descr="充电器_发票"/>
             <wp:cNvGraphicFramePr>
               <a:graphicFrameLocks xmlns:a="http://schemas.openxmlformats.org/drawingml/2006/main" noChangeAspect="1"/>
             </wp:cNvGraphicFramePr>
@@ -26,7 +26,7 @@
               <a:graphicData uri="http://schemas.openxmlformats.org/drawingml/2006/picture">
                 <pic:pic xmlns:pic="http://schemas.openxmlformats.org/drawingml/2006/picture">
                   <pic:nvPicPr>
-                    <pic:cNvPr id="1" name="图片 1" descr="充电器_发票"/>
+                    <pic:cNvPr id="3" name="图片 3" descr="充电器_发票"/>
                     <pic:cNvPicPr>
                       <a:picLocks noChangeAspect="1"/>
                     </pic:cNvPicPr>
@@ -40,7 +40,7 @@
                   <pic:spPr>
                     <a:xfrm>
                       <a:off x="0" y="0"/>
-                      <a:ext cx="5267960" cy="3553460"/>
+                      <a:ext cx="5264150" cy="3550920"/>
                     </a:xfrm>
                     <a:prstGeom prst="rect">
                       <a:avLst/>
@@ -52,6 +52,8 @@
           </wp:inline>
         </w:drawing>
       </w:r>
+      <w:bookmarkStart w:id="0" w:name="_GoBack"/>
+      <w:bookmarkEnd w:id="0"/>
       <w:r>
         <w:rPr>
           <w:rFonts w:hint="eastAsia" w:eastAsiaTheme="minorEastAsia"/>
@@ -138,8 +140,6 @@
           </wp:inline>
         </w:drawing>
       </w:r>
-      <w:bookmarkStart w:id="0" w:name="_GoBack"/>
-      <w:bookmarkEnd w:id="0"/>
     </w:p>
     <w:sectPr>
       <w:pgSz w:w="11906" w:h="16838"/>
